--- a/rapports/16_02_2026/BLONDIN/coh_EQ29_sup_052101000005.docx
+++ b/rapports/16_02_2026/BLONDIN/coh_EQ29_sup_052101000005.docx
@@ -25,7 +25,7 @@
         <w:br/>
         <w:t>Grappe: 052101000005</w:t>
         <w:br/>
-        <w:t>Date: 16/02/2026 a 12:40</w:t>
+        <w:t>Date: 16/02/2026 a 12:58</w:t>
       </w:r>
     </w:p>
     <w:p/>

--- a/rapports/16_02_2026/BLONDIN/coh_EQ29_sup_052101000005.docx
+++ b/rapports/16_02_2026/BLONDIN/coh_EQ29_sup_052101000005.docx
@@ -25,7 +25,7 @@
         <w:br/>
         <w:t>Grappe: 052101000005</w:t>
         <w:br/>
-        <w:t>Date: 16/02/2026 a 12:58</w:t>
+        <w:t>Date: 16/02/2026 a 13:05</w:t>
       </w:r>
     </w:p>
     <w:p/>
@@ -231,38 +231,6 @@
           </w:tcPr>
           <w:p>
             <w:r>
-              <w:t>Section1</w:t>
-            </w:r>
-          </w:p>
-        </w:tc>
-        <w:tc>
-          <w:tcPr>
-            <w:tcW w:type="dxa" w:w="3324"/>
-          </w:tcPr>
-          <w:p>
-            <w:r>
-              <w:t>Caracteristiques des membres</w:t>
-            </w:r>
-          </w:p>
-        </w:tc>
-        <w:tc>
-          <w:tcPr>
-            <w:tcW w:type="dxa" w:w="3324"/>
-          </w:tcPr>
-          <w:p>
-            <w:r>
-              <w:t>12</w:t>
-            </w:r>
-          </w:p>
-        </w:tc>
-      </w:tr>
-      <w:tr>
-        <w:tc>
-          <w:tcPr>
-            <w:tcW w:type="dxa" w:w="3324"/>
-          </w:tcPr>
-          <w:p>
-            <w:r>
               <w:t>Section2</w:t>
             </w:r>
           </w:p>
@@ -348,6 +316,38 @@
           <w:p>
             <w:r>
               <w:t>12</w:t>
+            </w:r>
+          </w:p>
+        </w:tc>
+      </w:tr>
+      <w:tr>
+        <w:tc>
+          <w:tcPr>
+            <w:tcW w:type="dxa" w:w="3324"/>
+          </w:tcPr>
+          <w:p>
+            <w:r>
+              <w:t>Section1</w:t>
+            </w:r>
+          </w:p>
+        </w:tc>
+        <w:tc>
+          <w:tcPr>
+            <w:tcW w:type="dxa" w:w="3324"/>
+          </w:tcPr>
+          <w:p>
+            <w:r>
+              <w:t>Caracteristiques des membres</w:t>
+            </w:r>
+          </w:p>
+        </w:tc>
+        <w:tc>
+          <w:tcPr>
+            <w:tcW w:type="dxa" w:w="3324"/>
+          </w:tcPr>
+          <w:p>
+            <w:r>
+              <w:t>11</w:t>
             </w:r>
           </w:p>
         </w:tc>
@@ -873,11 +873,11 @@
         </w:rPr>
         <w:t xml:space="preserve">- L'ethni de ALBERTINE BINDIA est BASARI, prière de bien classer cet ethni qui existe soit dans la liste des ethni ou n'éxiste pas comme ethni. </w:t>
         <w:br/>
-        <w:t xml:space="preserve">- L'ethni de TAMA BINDIA est BASARI, prière de bien classer cet ethni qui existe soit dans la liste des ethni ou n'éxiste pas comme ethni. Attention ! Le montant (3000 Fcfa) dépensé ou reçu en cadeau pour les cartes prépayées, les transferts de crédit et les abonnements de  TAMA BINDIA est relativement élevé par rapport aux autres montants depansés observés dans cette zone. Prière de corriger ou de confirmer avec le QG. </w:t>
+        <w:t xml:space="preserve">- L'ethni de TAMA BINDIA est BASARI, prière de bien classer cet ethni qui existe soit dans la liste des ethni ou n'éxiste pas comme ethni. </w:t>
         <w:br/>
         <w:t xml:space="preserve">- Les informations sur l'acte de naissance (ni Jours, ni mois et ni années) de  AWA BINDIA  manquent, s'il vous plait pouvez-vous fournir d'effort pour avoir ces informations. L'ethni de AWA BINDIA est Basari, prière de bien classer cet ethni qui existe soit dans la liste des ethni ou n'éxiste pas comme ethni. </w:t>
         <w:br/>
-        <w:t xml:space="preserve">- Les informations sur l'acte de naissance (ni Jours, ni mois et ni années) de  DELFINE BINDIA  manquent, s'il vous plait pouvez-vous fournir d'effort pour avoir ces informations. Incoherence! DELFINE BINDIA dispose d'un téléphone portable à s01q39, donc la raison évoquée ne peut pas être (ne dispose pas d'appareil). L'ethni de DELFINE BINDIA est BASARI, prière de bien classer cet ethni qui existe soit dans la liste des ethni ou n'éxiste pas comme ethni. Attention ! Le montant (1000 Fcfa) dépensé ou reçu en cadeau pour les cartes prépayées, les transferts de crédit et les abonnements de  DELFINE BINDIA est relativement faible par rapport aux autres montants depansés observés dans cette zone. Prière de corriger ou de confirmer avec le QG. </w:t>
+        <w:t xml:space="preserve">- Les informations sur l'acte de naissance (ni Jours, ni mois et ni années) de  DELFINE BINDIA  manquent, s'il vous plait pouvez-vous fournir d'effort pour avoir ces informations. Incoherence! DELFINE BINDIA dispose d'un téléphone portable à s01q39, donc la raison évoquée ne peut pas être (ne dispose pas d'appareil). L'ethni de DELFINE BINDIA est BASARI, prière de bien classer cet ethni qui existe soit dans la liste des ethni ou n'éxiste pas comme ethni. </w:t>
         <w:br/>
         <w:t xml:space="preserve">- Les informations sur l'acte de naissance (ni Jours, ni mois et ni années) de  LEYA BINDIA  manquent, s'il vous plait pouvez-vous fournir d'effort pour avoir ces informations. L'ethni de LEYA BINDIA est BASARI, prière de bien classer cet ethni qui existe soit dans la liste des ethni ou n'éxiste pas comme ethni. </w:t>
         <w:br/>
@@ -885,7 +885,7 @@
         <w:br/>
         <w:t xml:space="preserve">- Les informations sur l'acte de naissance (ni Jours, ni mois et ni années) de  MARIETOU BINDIA  manquent, s'il vous plait pouvez-vous fournir d'effort pour avoir ces informations. Incoherence! La mère de MARIETOU BINDIA est trop jeune ou vielle pour avoir MARIETOU BINDIA selon l'écart (13) d'âge entre lui et sa mère, prière de revoir l'âge de MARIETOU BINDIA ou de sa mère. Dans le cas contraire rassurez vous que c'est bien son fils/fille biologique. L'ethni de MARIETOU BINDIA est BASARI, prière de bien classer cet ethni qui existe soit dans la liste des ethni ou n'éxiste pas comme ethni. </w:t>
         <w:br/>
-        <w:t>- Les informations sur l'acte de naissance (ni Jours, ni mois et ni années) de  SAZANE BOUBANE  manquent, s'il vous plait pouvez-vous fournir d'effort pour avoir ces informations. L'ethni de SAZANE BOUBANE est BASARI, prière de bien classer cet ethni qui existe soit dans la liste des ethni ou n'éxiste pas comme ethni. Attention ! Le montant (1000 Fcfa) dépensé ou reçu en cadeau pour les cartes prépayées, les transferts de crédit et les abonnements de  SAZANE BOUBANE est relativement faible par rapport aux autres montants depansés observés dans cette zone. Prière de corriger ou de confirmer avec le QG.</w:t>
+        <w:t>- Les informations sur l'acte de naissance (ni Jours, ni mois et ni années) de  SAZANE BOUBANE  manquent, s'il vous plait pouvez-vous fournir d'effort pour avoir ces informations. L'ethni de SAZANE BOUBANE est BASARI, prière de bien classer cet ethni qui existe soit dans la liste des ethni ou n'éxiste pas comme ethni.</w:t>
       </w:r>
     </w:p>
     <w:p>
@@ -914,9 +914,9 @@
         <w:br/>
         <w:t xml:space="preserve">- Peu probable! LEYA BINDIA  n'arrive pas  à comprendre un petit texte lu dans une langue locale (s02q03). Veuillez corriger ou donner des explications au QG.  Incohérence ! le montant payé de LEYA BINDIA pour la cotisation est très faible . veuillez, s'il vous plait, confirmer ces informations avec le QG ou apporter les corrections nécessaires. Dans les milieux urbains c'est peu probable de voir une école dont les élèves ou étudiants ne dépensent pas en frais d'uniformes, prière de verifier pour LEYA BINDIA et corriger ou confirmer avec le QG. </w:t>
         <w:br/>
-        <w:t xml:space="preserve">- Peu probable! MARI BOUBANE  n'arrive pas  à comprendre un petit texte lu dans une langue locale (s02q03). Veuillez corriger ou donner des explications au QG. Peu probable! MARI BOUBANE  ne sait ni lire, ni écrire, ni comprendre dans aucune des langues  (s02q01,s02q02,s02q03). Veuillez corriger ou donner des explications au QG. Peu plausible MARI BOUBANE fréquente au minimum le fondamental 1 mais ne sait ni lire ni comprendre la langue française, prière de corriger ou de confirmer avec le QG merci. Le montant des frais pour les cahiers et autres matériels scolaires pour l'année scolaire de MARI BOUBANE est de 0 FCFA, MARI BOUBANE a fait comment pour payer ces cahiers et autres matériels scolaires (SAC, stylo, craie, ardoise, crayon...) ? prière de corriger. Dans les milieux urbains c'est peu probable de voir une école dont les élèves ou étudiants ne dépensent pas en frais d'uniformes, prière de verifier pour MARI BOUBANE et corriger ou confirmer avec le QG. Attention ! Le frais de scolarité (2000 Fcfa) de MARI BOUBANE en 1ére année de Primaire est relativement élevé par rapport aux autres frais de scolarités observés dans cette zone. Prière de corriger ou de confirmer avec le QG. </w:t>
+        <w:t xml:space="preserve">- Peu probable! MARI BOUBANE  n'arrive pas  à comprendre un petit texte lu dans une langue locale (s02q03). Veuillez corriger ou donner des explications au QG. Peu probable! MARI BOUBANE  ne sait ni lire, ni écrire, ni comprendre dans aucune des langues  (s02q01,s02q02,s02q03). Veuillez corriger ou donner des explications au QG. Peu plausible MARI BOUBANE fréquente au minimum le fondamental 1 mais ne sait ni lire ni comprendre la langue française, prière de corriger ou de confirmer avec le QG merci. Le montant des frais pour les cahiers et autres matériels scolaires pour l'année scolaire de MARI BOUBANE est de 0 FCFA, MARI BOUBANE a fait comment pour payer ces cahiers et autres matériels scolaires (SAC, stylo, craie, ardoise, crayon...) ? prière de corriger. Dans les milieux urbains c'est peu probable de voir une école dont les élèves ou étudiants ne dépensent pas en frais d'uniformes, prière de verifier pour MARI BOUBANE et corriger ou confirmer avec le QG. </w:t>
         <w:br/>
-        <w:t xml:space="preserve">- Peu probable! MARIETOU BINDIA  n'arrive pas  à comprendre un petit texte lu dans une langue locale (s02q03). Veuillez corriger ou donner des explications au QG. Avertissement!!! L'âge de MARIETOU BINDIA avec son niveau d'étude (Fondamental 2) semble incoherent, veuillez confirmer cette information avec le QG ou corriger l'incohérence. Dans les milieux urbains c'est peu probable de voir une école dont les élèves ou étudiants ne dépensent pas en frais d'uniformes, prière de verifier pour MARIETOU BINDIA et corriger ou confirmer avec le QG. </w:t>
+        <w:t xml:space="preserve">- Peu probable! MARIETOU BINDIA  n'arrive pas  à comprendre un petit texte lu dans une langue locale (s02q03). Veuillez corriger ou donner des explications au QG. Avertissement!!! L'âge de MARIETOU BINDIA avec son niveau d'étude (Fondamental 2) semble incoherent, veuillez confirmer cette information avec le QG ou corriger l'incohérence. Dans les milieux urbains c'est peu probable de voir une école dont les élèves ou étudiants ne dépensent pas en frais d'uniformes, prière de verifier pour MARIETOU BINDIA et corriger ou confirmer avec le QG. Attention ! Le frais de scolarité (25000 Fcfa) de MARIETOU BINDIA en 3ème année de Secondaire 1 (Moyen) Général est relativement élevé par rapport aux autres frais de scolarités observés dans cette zone. Prière de corriger ou de confirmer avec le QG. </w:t>
         <w:br/>
         <w:t xml:space="preserve">- Peu probable! SAZANE BOUBANE  n'arrive pas  à comprendre un petit texte lu dans une langue locale (s02q03). Veuillez corriger ou donner des explications au QG. Avertissement!! SAZANE BOUBANE qui sait écrire en français doit pouvoir lire en français. </w:t>
         <w:br/>
@@ -1004,7 +1004,7 @@
         <w:rPr>
           <w:sz w:val="20"/>
         </w:rPr>
-        <w:t>- Attention ! Le prix unitaire d'achat (66.66666 Fcfa) de Poivre en Sachets (Petit) est relativement élevé par rapport aux autres prix observés dans cette zone. Prière de corriger ou de confirmer avec le QG. Avertissement!!! Le ménage a consommé 5 Paquet Petit de Thé en sachet, cette quantité semble anormale pour une consommation des 7 derniers jours.Prière de corriger ou de confirmer avec le QG. Avertissement!! le prix unitaire (150 Fcfa) de Thé en sachet (unité: Paquet) de taille Petit est très faible ou élevé. Prière de corriger ou de confirmer avec le QG. Attention ! Le prix unitaire d'achat (150 Fcfa) de Thé en sachet en Paquet (Petit) est relativement élevé par rapport aux autres prix observés dans cette zone. Prière de corriger ou de confirmer avec le QG. Incohérence!! Dans ce ménage, chaque individus consomme par jour 25.83911 Kg  de cereale; Prière de revoir les quantités prises de ces produits. Incohérence!! Dans ce ménage, chaque individus consomme par jour 25.83911 Kg  de cereale; Prière de revoir les quantités prises de ces produits.</w:t>
+        <w:t>- Attention ! Le prix unitaire d'achat (400 Fcfa) de Oignon frais en Kg (taille unique) est relativement faible par rapport aux autres prix observés dans cette zone. Prière de corriger ou de confirmer avec le QG. Avertissement!!! Le ménage a consommé 5 Paquet Petit de Thé en sachet, cette quantité semble anormale pour une consommation des 7 derniers jours.Prière de corriger ou de confirmer avec le QG. Avertissement!! le prix unitaire (150 Fcfa) de Thé en sachet (unité: Paquet) de taille Petit est très faible ou élevé. Prière de corriger ou de confirmer avec le QG. Attention ! Le prix unitaire d'achat (150 Fcfa) de Thé en sachet en Paquet (Petit) est relativement élevé par rapport aux autres prix observés dans cette zone. Prière de corriger ou de confirmer avec le QG.</w:t>
       </w:r>
     </w:p>
     <w:p>
@@ -1434,29 +1434,6 @@
           <w:color w:val="4672C4"/>
           <w:sz w:val="22"/>
         </w:rPr>
-        <w:t>&gt;&gt; Section1 - Caracteristiques des membres</w:t>
-      </w:r>
-    </w:p>
-    <w:p>
-      <w:pPr>
-        <w:ind w:left="283"/>
-      </w:pPr>
-      <w:r>
-        <w:rPr>
-          <w:sz w:val="20"/>
-        </w:rPr>
-        <w:t xml:space="preserve">- Attention ! Le montant (700 Fcfa) dépensé ou reçu en cadeau pour les cartes prépayées, les transferts de crédit et les abonnements de  KHADIDIATOU BA est relativement faible par rapport aux autres montants depansés observés dans cette zone. Prière de corriger ou de confirmer avec le QG. </w:t>
-        <w:br/>
-        <w:t>- Attention ! Le montant (700 Fcfa) dépensé ou reçu en cadeau pour les cartes prépayées, les transferts de crédit et les abonnements de  LAMANARA DIALLO est relativement faible par rapport aux autres montants depansés observés dans cette zone. Prière de corriger ou de confirmer avec le QG.</w:t>
-      </w:r>
-    </w:p>
-    <w:p>
-      <w:r>
-        <w:rPr>
-          <w:b/>
-          <w:color w:val="4672C4"/>
-          <w:sz w:val="22"/>
-        </w:rPr>
         <w:t>&gt;&gt; Section2 - Education</w:t>
       </w:r>
     </w:p>
@@ -1560,7 +1537,7 @@
         <w:rPr>
           <w:sz w:val="20"/>
         </w:rPr>
-        <w:t>- Attention ! Le prix unitaire d'achat (50 Fcfa) de Carotte en Pièce (Moyen) est relativement faible par rapport aux autres prix observés dans cette zone. Prière de corriger ou de confirmer avec le QG. Incohérence!! Dans ce ménage, chaque individus consomme par jour 54.486 Kg  de cereale; Prière de revoir les quantités prises de ces produits.</w:t>
+        <w:t>- Attention ! Le prix unitaire d'achat (25 Fcfa) de Vinaigre de vin en Sachets (Petit) est relativement faible par rapport aux autres prix observés dans cette zone. Prière de corriger ou de confirmer avec le QG. Attention ! Le prix unitaire d'achat (50 Fcfa) de Carotte en Pièce (Moyen) est relativement faible par rapport aux autres prix observés dans cette zone. Prière de corriger ou de confirmer avec le QG. Incohérence!! Dans ce ménage, chaque individus consomme par jour 87.95029 Kg  de cereale; Prière de revoir les quantités prises de ces produits.</w:t>
       </w:r>
     </w:p>
     <w:p>
@@ -2517,11 +2494,11 @@
         <w:br/>
         <w:t>- Incohérence!! Le nombre d'année (9999) que Mamoudou Barry a vécu dans la localité est superieur à son âge (40) ou ne sait pas. Prière de corriger.</w:t>
         <w:br/>
-        <w:t xml:space="preserve">- Incohérence!! Le nombre d'année (9999) que Oumar Keita a vécu dans la localité est superieur à son âge (14) ou ne sait pas. Prière de corriger.Attention ! Le montant (500 Fcfa) dépensé ou reçu en cadeau pour les cartes prépayées, les transferts de crédit et les abonnements de  Oumar Keita est relativement faible par rapport aux autres montants depansés observés dans cette zone. Prière de corriger ou de confirmer avec le QG. </w:t>
+        <w:t>- Incohérence!! Le nombre d'année (9999) que Oumar Keita a vécu dans la localité est superieur à son âge (14) ou ne sait pas. Prière de corriger.</w:t>
         <w:br/>
         <w:t>- Les informations sur l'acte de naissance (ni Jours, ni mois et ni années) de  Abdoulaye Barry  manquent, s'il vous plait pouvez-vous fournir d'effort pour avoir ces informations. Incohérence!! Le nombre d'année (9999) que Abdoulaye Barry a vécu dans la localité est superieur à son âge (20) ou ne sait pas. Prière de corriger.</w:t>
         <w:br/>
-        <w:t xml:space="preserve">- Les informations sur l'acte de naissance (ni Jours, ni mois et ni années) de  Abdoulaye Keita  manquent, s'il vous plait pouvez-vous fournir d'effort pour avoir ces informations. Incohérence!! Le nombre d'année (9999) que Abdoulaye Keita a vécu dans la localité est superieur à son âge (20) ou ne sait pas. Prière de corriger.Attention ! Le montant (500 Fcfa) dépensé ou reçu en cadeau pour les cartes prépayées, les transferts de crédit et les abonnements de  Abdoulaye Keita est relativement faible par rapport aux autres montants depansés observés dans cette zone. Prière de corriger ou de confirmer avec le QG. </w:t>
+        <w:t>- Les informations sur l'acte de naissance (ni Jours, ni mois et ni années) de  Abdoulaye Keita  manquent, s'il vous plait pouvez-vous fournir d'effort pour avoir ces informations. Incohérence!! Le nombre d'année (9999) que Abdoulaye Keita a vécu dans la localité est superieur à son âge (20) ou ne sait pas. Prière de corriger.</w:t>
         <w:br/>
         <w:t xml:space="preserve">- Les informations sur l'acte de naissance (ni Jours, ni mois et ni années) de  Absatou Keita  manquent, s'il vous plait pouvez-vous fournir d'effort pour avoir ces informations. </w:t>
         <w:br/>
@@ -2537,11 +2514,11 @@
         <w:br/>
         <w:t xml:space="preserve">- Les informations sur l'acte de naissance (ni Jours, ni mois et ni années) de  Mariam Barry  manquent, s'il vous plait pouvez-vous fournir d'effort pour avoir ces informations. </w:t>
         <w:br/>
-        <w:t xml:space="preserve">- Les informations sur l'acte de naissance (ni Jours, ni mois et ni années) de  Ouseynou Keita grand  manquent, s'il vous plait pouvez-vous fournir d'effort pour avoir ces informations. Incohérence!! Le nombre d'année (9999) que Ouseynou Keita grand a vécu dans la localité est superieur à son âge (24) ou ne sait pas. Prière de corriger.Attention ! Le montant (1000 Fcfa) dépensé ou reçu en cadeau pour les cartes prépayées, les transferts de crédit et les abonnements de  Ouseynou Keita grand est relativement faible par rapport aux autres montants depansés observés dans cette zone. Prière de corriger ou de confirmer avec le QG. </w:t>
+        <w:t>- Les informations sur l'acte de naissance (ni Jours, ni mois et ni années) de  Ouseynou Keita grand  manquent, s'il vous plait pouvez-vous fournir d'effort pour avoir ces informations. Incohérence!! Le nombre d'année (9999) que Ouseynou Keita grand a vécu dans la localité est superieur à son âge (24) ou ne sait pas. Prière de corriger.</w:t>
         <w:br/>
         <w:t xml:space="preserve">- Les informations sur l'acte de naissance (ni Jours, ni mois et ni années) de  Ousmane Keita  manquent, s'il vous plait pouvez-vous fournir d'effort pour avoir ces informations. </w:t>
         <w:br/>
-        <w:t>- Les informations sur l'acte de naissance (ni Jours, ni mois et ni années) de  ouseynou Keita  manquent, s'il vous plait pouvez-vous fournir d'effort pour avoir ces informations. Incoherence! ouseynou Keita dispose d'un téléphone portable à s01q39, donc la raison évoquée ne peut pas être (ne dispose pas d'appareil). Incohérence!! Le nombre d'année (9999) que ouseynou Keita a vécu dans la localité est superieur à son âge (18) ou ne sait pas. Prière de corriger.Attention ! Le montant (500 Fcfa) dépensé ou reçu en cadeau pour les cartes prépayées, les transferts de crédit et les abonnements de  ouseynou Keita est relativement faible par rapport aux autres montants depansés observés dans cette zone. Prière de corriger ou de confirmer avec le QG.</w:t>
+        <w:t>- Les informations sur l'acte de naissance (ni Jours, ni mois et ni années) de  ouseynou Keita  manquent, s'il vous plait pouvez-vous fournir d'effort pour avoir ces informations. Incoherence! ouseynou Keita dispose d'un téléphone portable à s01q39, donc la raison évoquée ne peut pas être (ne dispose pas d'appareil). Incohérence!! Le nombre d'année (9999) que ouseynou Keita a vécu dans la localité est superieur à son âge (18) ou ne sait pas. Prière de corriger.</w:t>
       </w:r>
     </w:p>
     <w:p>
@@ -2574,7 +2551,7 @@
         <w:br/>
         <w:t xml:space="preserve">- Peu probable! Fatoumata Keita  n'arrive pas  à comprendre un petit texte lu dans une langue locale (s02q03). Veuillez corriger ou donner des explications au QG. Dans les milieux urbains c'est peu probable de voir une école dont les élèves ou étudiants ne dépensent pas en frais d'uniformes, prière de verifier pour Fatoumata Keita et corriger ou confirmer avec le QG. </w:t>
         <w:br/>
-        <w:t xml:space="preserve">- Peu probable! Hawa Barry  n'arrive pas  à comprendre un petit texte lu dans une langue locale (s02q03). Veuillez corriger ou donner des explications au QG. La raison principale que Hawa Barry n'a pas été à l'école entre 2024/2025 est décès de sa mère et semble exister dans les modalités, prière de prendre attache avec le QG pour plus d'explication afin de la classer bien. La raison principale Hawa Barry abandonné l'école en cours d'année est décès de sa mère et semble exister dans les modalités, prière de prendre attache avec le QG pour plus d'explication afin de la classer bien. </w:t>
+        <w:t xml:space="preserve">- Peu probable! Hawa Barry  n'arrive pas  à comprendre un petit texte lu dans une langue locale (s02q03). Veuillez corriger ou donner des explications au QG. </w:t>
         <w:br/>
         <w:t xml:space="preserve">- Peu probable! Kadiatou Barry  n'arrive pas  à comprendre un petit texte lu dans une langue locale (s02q03). Veuillez corriger ou donner des explications au QG. La raison principale que Kadiatou Barry n'a pas fait des études dans une école formelle est préférence foyer coranique et semble exister dans les modalités, prière de prendre attache avec le QG pour plus d'explication afin de la classer bien. </w:t>
         <w:br/>
@@ -2730,7 +2707,7 @@
         <w:rPr>
           <w:sz w:val="20"/>
         </w:rPr>
-        <w:t>- Attention ! Le prix unitaire d'achat (66.66666 Fcfa) de Piment frais en Pièce (Moyen) est relativement faible par rapport aux autres prix observés dans cette zone. Prière de corriger ou de confirmer avec le QG. Avertissement!!! Le ménage a consommé 14 Paquet Moyen de Thé en sachet, cette quantité semble anormale pour une consommation des 7 derniers jours.Prière de corriger ou de confirmer avec le QG. Avertissement!! le prix unitaire (100 Fcfa) de Thé en sachet (unité: Paquet) de taille Moyen est très faible ou élevé. Prière de corriger ou de confirmer avec le QG. Avertissement!!! Le ménage a consommé 8 Sachets Moyen de Mâchoiron séchée (Kon), cette quantité semble anormale pour une consommation des 7 derniers jours.Prière de corriger ou de confirmer avec le QG. Incohérence!! Dans ce ménage, chaque individus consomme par jour 14.04072 Kg  de cereale; Prière de revoir les quantités prises de ces produits. Incohérence!! Dans ce ménage, chaque individus consomme par jour 14.04072 Kg  de cereale; Prière de revoir les quantités prises de ces produits.</w:t>
+        <w:t>- Attention ! Le prix unitaire d'achat (75 Fcfa) de Feuilles de Epinar en Sachets (Moyen) est relativement faible par rapport aux autres prix observés dans cette zone. Prière de corriger ou de confirmer avec le QG. Avertissement!!! Le ménage a consommé 14 Paquet Moyen de Thé en sachet, cette quantité semble anormale pour une consommation des 7 derniers jours.Prière de corriger ou de confirmer avec le QG. Avertissement!! le prix unitaire (100 Fcfa) de Thé en sachet (unité: Paquet) de taille Moyen est très faible ou élevé. Prière de corriger ou de confirmer avec le QG. Avertissement!!! Le ménage a consommé 8 Sachets Moyen de Mâchoiron séchée (Kon), cette quantité semble anormale pour une consommation des 7 derniers jours.Prière de corriger ou de confirmer avec le QG. Incohérence!! Dans ce ménage, chaque individus consomme par jour 24.82071 Kg  de cereale; Prière de revoir les quantités prises de ces produits. Incohérence!! Dans ce ménage, chaque individus consomme par jour 24.82071 Kg  de cereale; Prière de revoir les quantités prises de ces produits.</w:t>
       </w:r>
     </w:p>
     <w:p>
@@ -2798,29 +2775,6 @@
           <w:sz w:val="20"/>
         </w:rPr>
         <w:t>- La section 16 du ménage de MAMADOU KEITA n'est pas renseigné, prière de renseigner.</w:t>
-      </w:r>
-    </w:p>
-    <w:p>
-      <w:r>
-        <w:rPr>
-          <w:b/>
-          <w:color w:val="4672C4"/>
-          <w:sz w:val="22"/>
-        </w:rPr>
-        <w:t>&gt;&gt; Section19 - Equipements agricoles</w:t>
-      </w:r>
-    </w:p>
-    <w:p>
-      <w:pPr>
-        <w:ind w:left="283"/>
-      </w:pPr>
-      <w:r>
-        <w:rPr>
-          <w:sz w:val="20"/>
-        </w:rPr>
-        <w:t xml:space="preserve">- Attention ! Abreuvoir / Mangeoire a été achété à 20000 Fcfa est relativement élevé par rapport aux autres prix d'achat observés dans cette zone. Prière de corriger ou de confirmer avec le QG. Attention ! Abreuvoir / Mangeoire a été revendu à 20000 Fcfa qui est relativement élevé par rapport aux autres prix de revente observés dans cette zone. Prière de corriger ou de confirmer avec le QG. </w:t>
-        <w:br/>
-        <w:t>- Attention ! Machette a été revendu à 2000 Fcfa qui est relativement élevé par rapport aux autres prix de revente observés dans cette zone. Prière de corriger ou de confirmer avec le QG.</w:t>
       </w:r>
     </w:p>
     <w:p>
@@ -3177,7 +3131,7 @@
         <w:rPr>
           <w:sz w:val="20"/>
         </w:rPr>
-        <w:t xml:space="preserve">- Incoherence! TAMBA YERO CISSOKHO dispose d'un téléphone portable à s01q39, donc la raison évoquée ne peut pas être (ne dispose pas d'appareil). Attention ! Le montant (1000 Fcfa) dépensé ou reçu en cadeau pour les cartes prépayées, les transferts de crédit et les abonnements de  TAMBA YERO CISSOKHO est relativement faible par rapport aux autres montants depansés observés dans cette zone. Prière de corriger ou de confirmer avec le QG. </w:t>
+        <w:t xml:space="preserve">- Incoherence! TAMBA YERO CISSOKHO dispose d'un téléphone portable à s01q39, donc la raison évoquée ne peut pas être (ne dispose pas d'appareil). </w:t>
         <w:br/>
         <w:t xml:space="preserve">- Les informations sur l'acte de naissance (ni Jours, ni mois et ni années) de  ABOULAYE CISSOKHO  manquent, s'il vous plait pouvez-vous fournir d'effort pour avoir ces informations. </w:t>
         <w:br/>
@@ -3274,7 +3228,7 @@
         <w:rPr>
           <w:sz w:val="20"/>
         </w:rPr>
-        <w:t>- Attention ! Le prix unitaire d'achat (100 Fcfa) de Vinaigre de vin en Sachets (Petit) est relativement élevé par rapport aux autres prix observés dans cette zone. Prière de corriger ou de confirmer avec le QG. Avertissement!!! Le ménage a consommé 3 Paquet Petit de Thé en sachet, cette quantité semble anormale pour une consommation des 7 derniers jours.Prière de corriger ou de confirmer avec le QG. Avertissement!! le prix unitaire (100 Fcfa) de Thé en sachet (unité: Paquet) de taille Petit est très faible ou élevé. Prière de corriger ou de confirmer avec le QG. Incohérence!! Dans ce ménage, chaque individus consomme par jour 22.73086 Kg  de cereale; Prière de revoir les quantités prises de ces produits. Incohérence!! Dans ce ménage, chaque individus consomme par jour 22.73086 Kg  de cereale; Prière de revoir les quantités prises de ces produits. Incohérence!! Dans ce ménage, chaque individus consomme par jour 22.73086 Kg  de cereale; Prière de revoir les quantités prises de ces produits. Le prix d'achat unitaire (1200 Fcfa) de Riz local Gambiaka en Kg de taille taille unique semble élevé, prière de regarder les reponses prises dans les questions s07bq07a s07bq07b s07bq07c s07bq08 pour mieux corriger. Incohérence!! Dans ce ménage, chaque individus consomme par jour 22.73086 Kg  de cereale; Prière de revoir les quantités prises de ces produits. Le prix d'achat unitaire (2000 Fcfa) de Maïs en grain en Kg de taille taille unique semble élevé, prière de regarder les reponses prises dans les questions s07bq07a s07bq07b s07bq07c s07bq08 pour mieux corriger.</w:t>
+        <w:t>- Attention ! Le prix unitaire d'achat (100 Fcfa) de Vinaigre de vin en Sachets (Petit) est relativement élevé par rapport aux autres prix observés dans cette zone. Prière de corriger ou de confirmer avec le QG. Attention ! Le prix unitaire d'achat (8000 Fcfa) de Viande de bœuf: filet, faux-filet en Tas (Petit) est relativement élevé par rapport aux autres prix observés dans cette zone. Prière de corriger ou de confirmer avec le QG. Avertissement!!! Le ménage a consommé 3 Paquet Petit de Thé en sachet, cette quantité semble anormale pour une consommation des 7 derniers jours.Prière de corriger ou de confirmer avec le QG. Avertissement!! le prix unitaire (100 Fcfa) de Thé en sachet (unité: Paquet) de taille Petit est très faible ou élevé. Prière de corriger ou de confirmer avec le QG. Incohérence!! Dans ce ménage, chaque individus consomme par jour 43.09328 Kg  de cereale; Prière de revoir les quantités prises de ces produits. Incohérence!! Dans ce ménage, chaque individus consomme par jour 43.09328 Kg  de cereale; Prière de revoir les quantités prises de ces produits. Incohérence!! Dans ce ménage, chaque individus consomme par jour 43.09328 Kg  de cereale; Prière de revoir les quantités prises de ces produits. Le prix d'achat unitaire (1200 Fcfa) de Riz local Gambiaka en Kg de taille taille unique semble élevé, prière de regarder les reponses prises dans les questions s07bq07a s07bq07b s07bq07c s07bq08 pour mieux corriger. Attention ! Le prix unitaire d'achat (1200 Fcfa) de Riz local Gambiaka en Kg (taille unique) est relativement élevé par rapport aux autres prix observés dans cette zone. Prière de corriger ou de confirmer avec le QG. Incohérence!! Dans ce ménage, chaque individus consomme par jour 43.09328 Kg  de cereale; Prière de revoir les quantités prises de ces produits. Le prix d'achat unitaire (2000 Fcfa) de Maïs en grain en Kg de taille taille unique semble élevé, prière de regarder les reponses prises dans les questions s07bq07a s07bq07b s07bq07c s07bq08 pour mieux corriger. Attention ! Le prix unitaire d'achat (2000 Fcfa) de Maïs en grain en Kg (taille unique) est relativement élevé par rapport aux autres prix observés dans cette zone. Prière de corriger ou de confirmer avec le QG.</w:t>
       </w:r>
     </w:p>
     <w:p>
@@ -3757,7 +3711,7 @@
         <w:rPr>
           <w:sz w:val="20"/>
         </w:rPr>
-        <w:t xml:space="preserve">- Incoherence! Dalanda Camara dispose d'un téléphone portable à s01q39, donc la raison évoquée ne peut pas être (ne dispose pas d'appareil). L'ethni de Dalanda Camara est soussou, prière de bien classer cet ethni qui existe soit dans la liste des ethni ou n'éxiste pas comme ethni. La raison principale pour laquelle que Dalanda Camara est venu vivre dans cette localité est ne sais pas et semble exister dans les modalités, prière de prendre attache avec le QG pour plus d'explication afin de la classer bien. Incohérence!! Le nombre d'année (9999) que Dalanda Camara a vécu dans la localité est superieur à son âge (54) ou ne sait pas. Prière de corriger.Attention ! Le montant (1000 Fcfa) dépensé ou reçu en cadeau pour les cartes prépayées, les transferts de crédit et les abonnements de  Dalanda Camara est relativement faible par rapport aux autres montants depansés observés dans cette zone. Prière de corriger ou de confirmer avec le QG. </w:t>
+        <w:t>- Incoherence! Dalanda Camara dispose d'un téléphone portable à s01q39, donc la raison évoquée ne peut pas être (ne dispose pas d'appareil). L'ethni de Dalanda Camara est soussou, prière de bien classer cet ethni qui existe soit dans la liste des ethni ou n'éxiste pas comme ethni. La raison principale pour laquelle que Dalanda Camara est venu vivre dans cette localité est ne sais pas et semble exister dans les modalités, prière de prendre attache avec le QG pour plus d'explication afin de la classer bien. Incohérence!! Le nombre d'année (9999) que Dalanda Camara a vécu dans la localité est superieur à son âge (54) ou ne sait pas. Prière de corriger.</w:t>
         <w:br/>
         <w:t>- Incoherence! Oumou Camara dispose d'un téléphone portable à s01q39, donc la raison évoquée ne peut pas être (ne dispose pas d'appareil). L'ethni de Oumou Camara est Soussou, prière de bien classer cet ethni qui existe soit dans la liste des ethni ou n'éxiste pas comme ethni. La raison principale pour laquelle que Oumou Camara est venu vivre dans cette localité est ne sait pas et semble exister dans les modalités, prière de prendre attache avec le QG pour plus d'explication afin de la classer bien. Incohérence!! Le nombre d'année (9999) que Oumou Camara a vécu dans la localité est superieur à son âge (51) ou ne sait pas. Prière de corriger.</w:t>
         <w:br/>
@@ -3786,7 +3740,7 @@
         <w:rPr>
           <w:sz w:val="20"/>
         </w:rPr>
-        <w:t xml:space="preserve">- Dans les milieux urbains c'est peu probable de voir une école dont les élèves ou étudiants ne dépensent pas en frais d'uniformes, prière de verifier pour Ngoné Diakhité et corriger ou confirmer avec le QG. Attention ! Le frais de scolarité (5000 Fcfa) de Ngoné Diakhité en 3ème année de Secondaire 2 Général est relativement faible par rapport aux autres frais de scolarités observés dans cette zone. Prière de corriger ou de confirmer avec le QG. </w:t>
+        <w:t xml:space="preserve">- Dans les milieux urbains c'est peu probable de voir une école dont les élèves ou étudiants ne dépensent pas en frais d'uniformes, prière de verifier pour Ngoné Diakhité et corriger ou confirmer avec le QG. </w:t>
         <w:br/>
         <w:t xml:space="preserve">- Dans les milieux urbains c'est peu probable de voir une école dont les élèves ou étudiants ne dépensent pas en frais d'uniformes, prière de verifier pour Salimata Barry et corriger ou confirmer avec le QG. </w:t>
         <w:br/>
@@ -3882,7 +3836,7 @@
         <w:rPr>
           <w:sz w:val="20"/>
         </w:rPr>
-        <w:t>- Attention ! Le prix unitaire d'achat (50 Fcfa) de Escargots en Morceau (Portion) (Petit) est relativement faible par rapport aux autres prix observés dans cette zone. Prière de corriger ou de confirmer avec le QG. Attention ! Le prix unitaire d'achat (50 Fcfa) de Soumbala (moutarde africaine) en Sachets (Moyen) est relativement faible par rapport aux autres prix observés dans cette zone. Prière de corriger ou de confirmer avec le QG. Attention ! Soupçons de quantité anormale! Le ménage de MAMADOU FOFANA avec une taille de 8 personnes a consommé 1.5 Litre en taille unique de Huile de palme raffinée qui est relativement élevé comme consommation par rapport à la condition de vie des autres ménages de même taille dans cette zone. Prière de corriger ou de confirmer avec le QG. Avertissement!!! Le ménage a consommé 7 Paquet Moyen de Thé en sachet, cette quantité semble anormale pour une consommation des 7 derniers jours.Prière de corriger ou de confirmer avec le QG. Avertissement!! le prix unitaire (100 Fcfa) de Thé en sachet (unité: Paquet) de taille Moyen est très faible ou élevé. Prière de corriger ou de confirmer avec le QG. Avertissement!!!Le ménage a consommé 50 Kg de taille unique de Riz importé parfumé  ce qui semble incoherent pour une consommation aucours des 7 derniers jours, prière de verifier et corriger. Incohérence!! Dans ce ménage, chaque individus consomme par jour 30.33429 Kg  de cereale; Prière de revoir les quantités prises de ces produits. Le prix d'achat unitaire (1 Fcfa) de Autres tubercules n.d.a. en Pièce de taille Petit  est invraisemblable, prière de regarder les reponses prises dans les questions s07bq07a s07bq07b s07bq07c s07bq08 pour mieux corriger.</w:t>
+        <w:t>- Attention ! Le prix unitaire d'achat (50 Fcfa) de Escargots en Morceau (Portion) (Petit) est relativement faible par rapport aux autres prix observés dans cette zone. Prière de corriger ou de confirmer avec le QG. Attention ! Le prix unitaire d'achat (50 Fcfa) de Soumbala (moutarde africaine) en Sachets (Moyen) est relativement faible par rapport aux autres prix observés dans cette zone. Prière de corriger ou de confirmer avec le QG. Avertissement!!! Le ménage a consommé 7 Paquet Moyen de Thé en sachet, cette quantité semble anormale pour une consommation des 7 derniers jours.Prière de corriger ou de confirmer avec le QG. Avertissement!! le prix unitaire (100 Fcfa) de Thé en sachet (unité: Paquet) de taille Moyen est très faible ou élevé. Prière de corriger ou de confirmer avec le QG. Avertissement!!!Le ménage a consommé 50 Kg de taille unique de Riz importé parfumé  ce qui semble incoherent pour une consommation aucours des 7 derniers jours, prière de verifier et corriger. Incohérence!! Dans ce ménage, chaque individus consomme par jour 49.1975 Kg  de cereale; Prière de revoir les quantités prises de ces produits. Attention ! Soupçons de quantité anormale! Le ménage de MAMADOU FOFANA avec une taille de 8 personnes a consommé 50 Kg en taille unique de Riz importé parfumé qui est relativement élevé comme consommation par rapport à la condition de vie des autres ménages de même taille dans cette zone. Prière de corriger ou de confirmer avec le QG. Le prix d'achat unitaire (1 Fcfa) de Autres tubercules n.d.a. en Pièce de taille Petit  est invraisemblable, prière de regarder les reponses prises dans les questions s07bq07a s07bq07b s07bq07c s07bq08 pour mieux corriger. Attention ! Le prix unitaire d'achat (1 Fcfa) de Autres tubercules n.d.a. en Pièce (Petit) est relativement faible par rapport aux autres prix observés dans cette zone. Prière de corriger ou de confirmer avec le QG.</w:t>
       </w:r>
     </w:p>
     <w:p>
@@ -3991,7 +3945,7 @@
         <w:rPr>
           <w:sz w:val="20"/>
         </w:rPr>
-        <w:t>- Attention ! Machette a été revendu à 3000 Fcfa qui est relativement élevé par rapport aux autres prix de revente observés dans cette zone. Prière de corriger ou de confirmer avec le QG.</w:t>
+        <w:t>- Attention ! Machette a été achété à 3000 Fcfa est relativement élevé par rapport aux autres prix d'achat observés dans cette zone. Prière de corriger ou de confirmer avec le QG. Attention ! Machette a été revendu à 3000 Fcfa qui est relativement élevé par rapport aux autres prix de revente observés dans cette zone. Prière de corriger ou de confirmer avec le QG.</w:t>
       </w:r>
     </w:p>
     <w:p>
@@ -4348,11 +4302,9 @@
         <w:rPr>
           <w:sz w:val="20"/>
         </w:rPr>
-        <w:t xml:space="preserve">- Attention ! Le montant (3000 Fcfa) dépensé ou reçu en cadeau pour les cartes prépayées, les transferts de crédit et les abonnements de  Moussa Diallo est relativement élevé par rapport aux autres montants depansés observés dans cette zone. Prière de corriger ou de confirmer avec le QG. </w:t>
-        <w:br/>
         <w:t xml:space="preserve">- Incoherence! Abou Soufane Diallo dispose d'un téléphone portable à s01q39, donc la raison évoquée ne peut pas être (ne dispose pas d'appareil). </w:t>
         <w:br/>
-        <w:t>- Incoherence! Batouly Diallo dispose d'un téléphone portable à s01q39, donc la raison évoquée ne peut pas être (ne dispose pas d'appareil). Attention ! Le montant (1000 Fcfa) dépensé ou reçu en cadeau pour les cartes prépayées, les transferts de crédit et les abonnements de  Batouly Diallo est relativement faible par rapport aux autres montants depansés observés dans cette zone. Prière de corriger ou de confirmer avec le QG.</w:t>
+        <w:t>- Incoherence! Batouly Diallo dispose d'un téléphone portable à s01q39, donc la raison évoquée ne peut pas être (ne dispose pas d'appareil).</w:t>
       </w:r>
     </w:p>
     <w:p>
@@ -4442,7 +4394,7 @@
         <w:rPr>
           <w:sz w:val="20"/>
         </w:rPr>
-        <w:t>- Avertissement!!! Le ménage a consommé 10 Sachets Moyen de Sucre en poudre , cette quantité semble anormale pour une consommation des 7 derniers jours.Prière de corriger ou de confirmer avec le QG. Incohérence!! Dans ce ménage, chaque individus consomme par jour 18.88393 Kg  de cereale; Prière de revoir les quantités prises de ces produits. Incohérence!! Dans ce ménage, chaque individus consomme par jour 18.88393 Kg  de cereale; Prière de revoir les quantités prises de ces produits. Incohérence!! Dans ce ménage, chaque individus consomme par jour 18.88393 Kg  de cereale; Prière de revoir les quantités prises de ces produits.</w:t>
+        <w:t>- Avertissement!!! Le ménage a consommé 10 Sachets Moyen de Sucre en poudre , cette quantité semble anormale pour une consommation des 7 derniers jours.Prière de corriger ou de confirmer avec le QG. Incohérence!! Dans ce ménage, chaque individus consomme par jour 32.19178 Kg  de cereale; Prière de revoir les quantités prises de ces produits. Incohérence!! Dans ce ménage, chaque individus consomme par jour 32.19178 Kg  de cereale; Prière de revoir les quantités prises de ces produits. Incohérence!! Dans ce ménage, chaque individus consomme par jour 32.19178 Kg  de cereale; Prière de revoir les quantités prises de ces produits.</w:t>
       </w:r>
     </w:p>
     <w:p>
@@ -4887,7 +4839,7 @@
         </w:rPr>
         <w:t xml:space="preserve">- Les informations sur l'acte de naissance (ni Jours, ni mois et ni années) de  ASSI GUEYE  manquent, s'il vous plait pouvez-vous fournir d'effort pour avoir ces informations. </w:t>
         <w:br/>
-        <w:t xml:space="preserve">- Les informations sur l'acte de naissance (ni Jours, ni mois et ni années) de  CIRA BENDIA  manquent, s'il vous plait pouvez-vous fournir d'effort pour avoir ces informations. Attention ! Le montant (1500 Fcfa) dépensé ou reçu en cadeau pour les cartes prépayées, les transferts de crédit et les abonnements de  CIRA BENDIA est relativement faible par rapport aux autres montants depansés observés dans cette zone. Prière de corriger ou de confirmer avec le QG. </w:t>
+        <w:t xml:space="preserve">- Les informations sur l'acte de naissance (ni Jours, ni mois et ni années) de  CIRA BENDIA  manquent, s'il vous plait pouvez-vous fournir d'effort pour avoir ces informations. </w:t>
         <w:br/>
         <w:t xml:space="preserve">- Les informations sur l'acte de naissance (ni Jours, ni mois et ni années) de  GIBERT DRAME  manquent, s'il vous plait pouvez-vous fournir d'effort pour avoir ces informations. </w:t>
         <w:br/>
@@ -4922,7 +4874,7 @@
         <w:br/>
         <w:t xml:space="preserve">- Peu probable! GIBERT DRAME  n'arrive pas  à comprendre un petit texte lu dans une langue locale (s02q03). Veuillez corriger ou donner des explications au QG. Avertissement!! GIBERT DRAME qui sait écrire en français doit pouvoir lire en français. </w:t>
         <w:br/>
-        <w:t xml:space="preserve">- Peu probable! MARIAM CAMARA  n'arrive pas  à comprendre un petit texte lu dans une langue locale (s02q03). Veuillez corriger ou donner des explications au QG. </w:t>
+        <w:t xml:space="preserve">- Peu probable! MARIAM CAMARA  n'arrive pas  à comprendre un petit texte lu dans une langue locale (s02q03). Veuillez corriger ou donner des explications au QG. Avertissement!! MARIAM CAMARA qui sait écrire en français doit pouvoir lire en français. </w:t>
         <w:br/>
         <w:t xml:space="preserve">- Peu probable! MOUSSA SISOKHO  n'arrive pas  à comprendre un petit texte lu dans une langue locale (s02q03). Veuillez corriger ou donner des explications au QG. Dans les milieux urbains c'est peu probable de voir une école dont les élèves ou étudiants ne dépensent pas en frais d'uniformes, prière de verifier pour MOUSSA SISOKHO et corriger ou confirmer avec le QG. Attention ! Le frais de scolarité (5000 Fcfa) de MOUSSA SISOKHO en 1ére année de Primaire est relativement élevé par rapport aux autres frais de scolarités observés dans cette zone. Prière de corriger ou de confirmer avec le QG. </w:t>
         <w:br/>
@@ -4991,7 +4943,7 @@
         <w:rPr>
           <w:sz w:val="20"/>
         </w:rPr>
-        <w:t>- Attention ! Le prix unitaire d'achat (125 Fcfa) de Patate douce en Pièce (Petit) est relativement élevé par rapport aux autres prix observés dans cette zone. Prière de corriger ou de confirmer avec le QG. Attention ! Le prix unitaire d'achat (150 Fcfa) de Sel en Sachets (Moyen) est relativement élevé par rapport aux autres prix observés dans cette zone. Prière de corriger ou de confirmer avec le QG. Attention ! Le prix unitaire d'achat (200 Fcfa) de Feuilles de  Haricot en Tas (Petit) est relativement élevé par rapport aux autres prix observés dans cette zone. Prière de corriger ou de confirmer avec le QG. Attention ! Le prix unitaire d'achat (300 Fcfa) de Capitaine frais en Tas (Petit) est relativement faible par rapport aux autres prix observés dans cette zone. Prière de corriger ou de confirmer avec le QG. Avertissement!!! Le ménage a consommé 7 Paquet Petit de Thé en sachet, cette quantité semble anormale pour une consommation des 7 derniers jours.Prière de corriger ou de confirmer avec le QG. Avertissement!! le prix unitaire (85.71429 Fcfa) de Thé en sachet (unité: Paquet) de taille Petit est très faible ou élevé. Prière de corriger ou de confirmer avec le QG. Attention ! Le prix unitaire d'achat (85.71429 Fcfa) de Thé en sachet en Paquet (Petit) est relativement faible par rapport aux autres prix observés dans cette zone. Prière de corriger ou de confirmer avec le QG. Incohérence!! Dans ce ménage, chaque individus consomme par jour 29.4146 Kg  de cereale; Prière de revoir les quantités prises de ces produits. Incohérence!! Dans ce ménage, chaque individus consomme par jour 29.4146 Kg  de cereale; Prière de revoir les quantités prises de ces produits.</w:t>
+        <w:t>- Attention ! Le prix unitaire d'achat (200 Fcfa) de Feuilles de  Haricot en Tas (Petit) est relativement élevé par rapport aux autres prix observés dans cette zone. Prière de corriger ou de confirmer avec le QG. Attention ! Le prix unitaire d'achat (300 Fcfa) de Capitaine frais en Tas (Petit) est relativement faible par rapport aux autres prix observés dans cette zone. Prière de corriger ou de confirmer avec le QG. Attention ! Le prix unitaire d'achat (8000 Fcfa) de Viande de bœuf: filet, faux-filet en Tas (Petit) est relativement élevé par rapport aux autres prix observés dans cette zone. Prière de corriger ou de confirmer avec le QG. Avertissement!!! Le ménage a consommé 7 Paquet Petit de Thé en sachet, cette quantité semble anormale pour une consommation des 7 derniers jours.Prière de corriger ou de confirmer avec le QG. Avertissement!! le prix unitaire (85.71429 Fcfa) de Thé en sachet (unité: Paquet) de taille Petit est très faible ou élevé. Prière de corriger ou de confirmer avec le QG. Attention ! Le prix unitaire d'achat (85.71429 Fcfa) de Thé en sachet en Paquet (Petit) est relativement faible par rapport aux autres prix observés dans cette zone. Prière de corriger ou de confirmer avec le QG. Incohérence!! Dans ce ménage, chaque individus consomme par jour 50.88683 Kg  de cereale; Prière de revoir les quantités prises de ces produits. Incohérence!! Dans ce ménage, chaque individus consomme par jour 50.88683 Kg  de cereale; Prière de revoir les quantités prises de ces produits.</w:t>
       </w:r>
     </w:p>
     <w:p>
@@ -5499,7 +5451,7 @@
         <w:br/>
         <w:t xml:space="preserve">- Les informations sur l'acte de naissance (ni Jours, ni mois et ni années) de  FATOUMATA MBALIA KONTE  manquent, s'il vous plait pouvez-vous fournir d'effort pour avoir ces informations. </w:t>
         <w:br/>
-        <w:t>- Les informations sur l'acte de naissance (ni Jours, ni mois et ni années) de  MAMOUDOU KONTE  manquent, s'il vous plait pouvez-vous fournir d'effort pour avoir ces informations. Attention ! Le montant (3000 Fcfa) dépensé ou reçu en cadeau pour les cartes prépayées, les transferts de crédit et les abonnements de  MAMOUDOU KONTE est relativement élevé par rapport aux autres montants depansés observés dans cette zone. Prière de corriger ou de confirmer avec le QG.</w:t>
+        <w:t>- Les informations sur l'acte de naissance (ni Jours, ni mois et ni années) de  MAMOUDOU KONTE  manquent, s'il vous plait pouvez-vous fournir d'effort pour avoir ces informations.</w:t>
       </w:r>
     </w:p>
     <w:p>
@@ -5589,7 +5541,7 @@
         <w:rPr>
           <w:sz w:val="20"/>
         </w:rPr>
-        <w:t>- Attention ! Le prix unitaire d'achat (1000 Fcfa) de Beurre de karité en Boite de tomate/Pot (Petit) est relativement élevé par rapport aux autres prix observés dans cette zone. Prière de corriger ou de confirmer avec le QG. Attention ! Le prix unitaire d'achat (175 Fcfa) de Pain moderne (Baguette) en miche (Moyen) est relativement faible par rapport aux autres prix observés dans cette zone. Prière de corriger ou de confirmer avec le QG. Attention ! Le prix unitaire d'achat (2000 Fcfa) de Oignon frais en Kg (taille unique) est relativement élevé par rapport aux autres prix observés dans cette zone. Prière de corriger ou de confirmer avec le QG. Attention ! Le prix unitaire d'achat (4500 Fcfa) de Silure frais en Pièce (Petit) est relativement élevé par rapport aux autres prix observés dans cette zone. Prière de corriger ou de confirmer avec le QG. Avertissement!!! Le ménage a consommé 1 Paquet Petit de Thé en sachet, cette quantité semble anormale pour une consommation des 7 derniers jours.Prière de corriger ou de confirmer avec le QG. Avertissement!! le prix unitaire (150 Fcfa) de Thé en sachet (unité: Paquet) de taille Petit est très faible ou élevé. Prière de corriger ou de confirmer avec le QG. Attention ! Le prix unitaire d'achat (150 Fcfa) de Thé en sachet en Paquet (Petit) est relativement élevé par rapport aux autres prix observés dans cette zone. Prière de corriger ou de confirmer avec le QG. Incohérence!! Dans ce ménage, chaque individus consomme par jour 69.88393 Kg  de cereale; Prière de revoir les quantités prises de ces produits. Le prix d'achat unitaire (5225 Fcfa) de Lait en poudre en Kg de taille taille unique prière de regarder les reponses prises dans les questions s07bq07a s07bq07b s07bq07c s07bq08 pour mieux corriger. Attention ! Le prix unitaire d'achat (5225 Fcfa) de Lait en poudre en Kg (taille unique) est relativement élevé par rapport aux autres prix observés dans cette zone. Prière de corriger ou de confirmer avec le QG.</w:t>
+        <w:t>- Attention ! Le prix unitaire d'achat (1000 Fcfa) de Beurre de karité en Boite de tomate/Pot (Petit) est relativement élevé par rapport aux autres prix observés dans cette zone. Prière de corriger ou de confirmer avec le QG. Attention ! Le prix unitaire d'achat (175 Fcfa) de Pain moderne (Baguette) en miche (Moyen) est relativement faible par rapport aux autres prix observés dans cette zone. Prière de corriger ou de confirmer avec le QG. Attention ! Le prix unitaire d'achat (200 Fcfa) de Tomate fraîche en Sachets (Petit) est relativement élevé par rapport aux autres prix observés dans cette zone. Prière de corriger ou de confirmer avec le QG. Attention ! Le prix unitaire d'achat (2000 Fcfa) de Oignon frais en Kg (taille unique) est relativement élevé par rapport aux autres prix observés dans cette zone. Prière de corriger ou de confirmer avec le QG. Attention ! Le prix unitaire d'achat (4500 Fcfa) de Silure frais en Pièce (Petit) est relativement élevé par rapport aux autres prix observés dans cette zone. Prière de corriger ou de confirmer avec le QG. Avertissement!!! Le ménage a consommé 1 Paquet Petit de Thé en sachet, cette quantité semble anormale pour une consommation des 7 derniers jours.Prière de corriger ou de confirmer avec le QG. Avertissement!! le prix unitaire (150 Fcfa) de Thé en sachet (unité: Paquet) de taille Petit est très faible ou élevé. Prière de corriger ou de confirmer avec le QG. Attention ! Le prix unitaire d'achat (150 Fcfa) de Thé en sachet en Paquet (Petit) est relativement élevé par rapport aux autres prix observés dans cette zone. Prière de corriger ou de confirmer avec le QG. Incohérence!! Dans ce ménage, chaque individus consomme par jour 112.8125 Kg  de cereale; Prière de revoir les quantités prises de ces produits. Le prix d'achat unitaire (5225 Fcfa) de Lait en poudre en Kg de taille taille unique prière de regarder les reponses prises dans les questions s07bq07a s07bq07b s07bq07c s07bq08 pour mieux corriger.</w:t>
       </w:r>
     </w:p>
     <w:p>
@@ -6059,9 +6011,7 @@
         <w:rPr>
           <w:sz w:val="20"/>
         </w:rPr>
-        <w:t xml:space="preserve">- Avertissement!!!  MARIAMA BA  possède un téléphone android mais dit n'avoir pas accès à l'internet, prière de confirmer cette information avec le QG ou la corriger. </w:t>
-        <w:br/>
-        <w:t>- Attention ! Le montant (6000 Fcfa) dépensé ou reçu en cadeau pour les recharges internet ou de forfaits de données mobiles(hors appels vocaux), aucours des 30 derniers jours de  RAMATOULAYE BAH est relativement élevé par rapport aux autres montants depansés observés dans cette zone. Prière de corriger ou de confirmer avec le QG.</w:t>
+        <w:t>- Avertissement!!!  MARIAMA BA  possède un téléphone android mais dit n'avoir pas accès à l'internet, prière de confirmer cette information avec le QG ou la corriger.</w:t>
       </w:r>
     </w:p>
     <w:p>
@@ -6155,7 +6105,7 @@
         <w:rPr>
           <w:sz w:val="20"/>
         </w:rPr>
-        <w:t>- Attention ! Le prix unitaire d'achat (700 Fcfa) de Sucre en poudre  en Kg (taille unique) est relativement élevé par rapport aux autres prix observés dans cette zone. Prière de corriger ou de confirmer avec le QG. Avertissement!! Les quantités du Thé en feuille consommées en Sachets industriel semble incoherent car les ménages consomment géneralement en sachet ou en paquet, prière de corriger ou confirmer avec le QG. Incohérence!! Dans ce ménage, chaque individus consomme par jour 34.74691 Kg  de cereale; Prière de revoir les quantités prises de ces produits.</w:t>
+        <w:t>- Attention ! Le prix unitaire d'achat (25 Fcfa) de Citron en Pièce (Moyen) est relativement faible par rapport aux autres prix observés dans cette zone. Prière de corriger ou de confirmer avec le QG. Attention ! Le prix unitaire d'achat (25 Fcfa) de Vinaigre de vin en Sachets (Petit) est relativement faible par rapport aux autres prix observés dans cette zone. Prière de corriger ou de confirmer avec le QG. Attention ! Le prix unitaire d'achat (700 Fcfa) de Sucre en poudre  en Kg (taille unique) est relativement élevé par rapport aux autres prix observés dans cette zone. Prière de corriger ou de confirmer avec le QG. Avertissement!! Les quantités du Thé en feuille consommées en Sachets industriel semble incoherent car les ménages consomment géneralement en sachet ou en paquet, prière de corriger ou confirmer avec le QG. Incohérence!! Dans ce ménage, chaque individus consomme par jour 67.68143 Kg  de cereale; Prière de revoir les quantités prises de ces produits.</w:t>
       </w:r>
     </w:p>
     <w:p>
@@ -6642,17 +6592,9 @@
         <w:rPr>
           <w:sz w:val="20"/>
         </w:rPr>
-        <w:t xml:space="preserve">- Attention ! Le montant (1000 Fcfa) dépensé ou reçu en cadeau pour les cartes prépayées, les transferts de crédit et les abonnements de  AISSETA SY est relativement faible par rapport aux autres montants depansés observés dans cette zone. Prière de corriger ou de confirmer avec le QG. Attention ! Le montant (6000 Fcfa) dépensé ou reçu en cadeau pour les recharges internet ou de forfaits de données mobiles(hors appels vocaux), aucours des 30 derniers jours de  AISSETA SY est relativement élevé par rapport aux autres montants depansés observés dans cette zone. Prière de corriger ou de confirmer avec le QG. </w:t>
-        <w:br/>
-        <w:t xml:space="preserve">- Attention ! Le montant (1000 Fcfa) dépensé ou reçu en cadeau pour les cartes prépayées, les transferts de crédit et les abonnements de  BINTA  BA est relativement faible par rapport aux autres montants depansés observés dans cette zone. Prière de corriger ou de confirmer avec le QG. </w:t>
-        <w:br/>
-        <w:t xml:space="preserve">- Attention ! Le montant (1000 Fcfa) dépensé ou reçu en cadeau pour les cartes prépayées, les transferts de crédit et les abonnements de  HALIMATOU BA est relativement faible par rapport aux autres montants depansés observés dans cette zone. Prière de corriger ou de confirmer avec le QG. Attention ! Le montant (6000 Fcfa) dépensé ou reçu en cadeau pour les recharges internet ou de forfaits de données mobiles(hors appels vocaux), aucours des 30 derniers jours de  HALIMATOU BA est relativement élevé par rapport aux autres montants depansés observés dans cette zone. Prière de corriger ou de confirmer avec le QG. </w:t>
-        <w:br/>
         <w:t xml:space="preserve">- Attention ! Le montant (14000 Fcfa) dépensé ou reçu en cadeau pour les recharges internet ou de forfaits de données mobiles(hors appels vocaux), aucours des 30 derniers jours de  ROUGUY BA est relativement élevé par rapport aux autres montants depansés observés dans cette zone. Prière de corriger ou de confirmer avec le QG. </w:t>
         <w:br/>
-        <w:t xml:space="preserve">- Attention ! Le montant (6000 Fcfa) dépensé ou reçu en cadeau pour les recharges internet ou de forfaits de données mobiles(hors appels vocaux), aucours des 30 derniers jours de  NGOUNDA BA est relativement élevé par rapport aux autres montants depansés observés dans cette zone. Prière de corriger ou de confirmer avec le QG. </w:t>
-        <w:br/>
-        <w:t>- Avertissement!! L'âge (14) ans du premier mariage de HAMAD ALY BA semble incoherent. Prière de vérifier cette information auprès de l'enquêté et de corriger si nécessaire. Attention ! Le montant (5000 Fcfa) dépensé ou reçu en cadeau pour les cartes prépayées, les transferts de crédit et les abonnements de  HAMAD ALY BA est relativement élevé par rapport aux autres montants depansés observés dans cette zone. Prière de corriger ou de confirmer avec le QG. Attention ! Le montant (5000 Fcfa) dépensé ou reçu en cadeau pour les recharges internet ou de forfaits de données mobiles(hors appels vocaux), aucours des 30 derniers jours de  HAMAD ALY BA est relativement élevé par rapport aux autres montants depansés observés dans cette zone. Prière de corriger ou de confirmer avec le QG.</w:t>
+        <w:t>- Avertissement!! L'âge (14) ans du premier mariage de HAMAD ALY BA semble incoherent. Prière de vérifier cette information auprès de l'enquêté et de corriger si nécessaire. Attention ! Le montant (5000 Fcfa) dépensé ou reçu en cadeau pour les cartes prépayées, les transferts de crédit et les abonnements de  HAMAD ALY BA est relativement élevé par rapport aux autres montants depansés observés dans cette zone. Prière de corriger ou de confirmer avec le QG.</w:t>
       </w:r>
     </w:p>
     <w:p>
@@ -6834,7 +6776,7 @@
         <w:rPr>
           <w:sz w:val="20"/>
         </w:rPr>
-        <w:t>- Attention ! Le prix unitaire d'achat (1000 Fcfa) de Capitaine frais en Tas (Moyen) est relativement élevé par rapport aux autres prix observés dans cette zone. Prière de corriger ou de confirmer avec le QG. Attention ! Le prix unitaire d'achat (66.66666 Fcfa) de Manioc en tubercules en Morceau (Portion) (Moyen) est relativement faible par rapport aux autres prix observés dans cette zone. Prière de corriger ou de confirmer avec le QG. Attention ! Le prix unitaire d'achat (66.66666 Fcfa) de Patate douce en Pièce (Petit) est relativement faible par rapport aux autres prix observés dans cette zone. Prière de corriger ou de confirmer avec le QG. Avertissement!! La quantité (4.68 litre) du produit Huile de palme raffinée consommée  par le ménage semble très élevé, prière de corriger ou confirmer avec le QG. Attention ! Soupçons de quantité anormale! Le ménage de HAMAD ALY BA avec une taille de 25 personnes a consommé 4.68 Litre en taille unique de Huile de palme raffinée qui est relativement élevé comme consommation par rapport à la condition de vie des autres ménages de même taille dans cette zone. Prière de corriger ou de confirmer avec le QG. Avertissement!!! Le ménage a consommé 21 Paquet Petit de Thé en sachet, cette quantité semble anormale pour une consommation des 7 derniers jours.Prière de corriger ou de confirmer avec le QG. Avertissement!! le prix unitaire (100 Fcfa) de Thé en sachet (unité: Paquet) de taille Petit est très faible ou élevé. Prière de corriger ou de confirmer avec le QG. Avertissement!!!Le ménage a consommé 52.5 miche de Moyen de Pain moderne (Baguette)  ce qui semble incoherent pour une consommation aucours des 7 derniers jours, prière de verifier et corriger. Attention ! Le prix unitaire d'achat (100 Fcfa) de Pain moderne (Baguette) en miche (Moyen) est relativement faible par rapport aux autres prix observés dans cette zone. Prière de corriger ou de confirmer avec le QG. Avertissement!!!Le ménage a consommé 56 Cuillère de Petit de Chocolat pâte à tartiner  ce qui semble incoherent pour une consommation aucours des 7 derniers jours, prière de verifier et corriger. Avertissement!!! Le ménage a consommé 56 Cuillère Petit de Chocolat pâte à tartiner, cette quantité semble anormale pour une consommation des 7 derniers jours.Prière de corriger ou de confirmer avec le QG. Avertissement!!!Le ménage a consommé 56 Sachets de Petit de Mayonnaise  ce qui semble incoherent pour une consommation aucours des 7 derniers jours, prière de verifier et corriger. Avertissement!!! Le ménage a consommé 56 Sachets Petit de Mayonnaise, cette quantité semble anormale pour une consommation des 7 derniers jours.Prière de corriger ou de confirmer avec le QG. Difficile de consommer le Sel en Kg taille unique prière de verifier. Incohérence!! Dans ce ménage, chaque individus consomme par jour 8.098 Kg  de cereale; Prière de revoir les quantités prises de ces produits.</w:t>
+        <w:t>- Attention ! Le prix unitaire d'achat (50 Fcfa) de Aubergine sauvage  en Pièce (Moyen) est relativement faible par rapport aux autres prix observés dans cette zone. Prière de corriger ou de confirmer avec le QG. Attention ! Le prix unitaire d'achat (66.66666 Fcfa) de Manioc en tubercules en Morceau (Portion) (Moyen) est relativement faible par rapport aux autres prix observés dans cette zone. Prière de corriger ou de confirmer avec le QG. Avertissement!! La quantité (4.68 litre) du produit Huile de palme raffinée consommée  par le ménage semble très élevé, prière de corriger ou confirmer avec le QG. Avertissement!!! Le ménage a consommé 21 Paquet Petit de Thé en sachet, cette quantité semble anormale pour une consommation des 7 derniers jours.Prière de corriger ou de confirmer avec le QG. Avertissement!! le prix unitaire (100 Fcfa) de Thé en sachet (unité: Paquet) de taille Petit est très faible ou élevé. Prière de corriger ou de confirmer avec le QG. Avertissement!!!Le ménage a consommé 52.5 miche de Moyen de Pain moderne (Baguette)  ce qui semble incoherent pour une consommation aucours des 7 derniers jours, prière de verifier et corriger. Attention ! Le prix unitaire d'achat (100 Fcfa) de Pain moderne (Baguette) en miche (Moyen) est relativement faible par rapport aux autres prix observés dans cette zone. Prière de corriger ou de confirmer avec le QG. Avertissement!!!Le ménage a consommé 56 Cuillère de Petit de Chocolat pâte à tartiner  ce qui semble incoherent pour une consommation aucours des 7 derniers jours, prière de verifier et corriger. Avertissement!!! Le ménage a consommé 56 Cuillère Petit de Chocolat pâte à tartiner, cette quantité semble anormale pour une consommation des 7 derniers jours.Prière de corriger ou de confirmer avec le QG. Avertissement!!!Le ménage a consommé 56 Sachets de Petit de Mayonnaise  ce qui semble incoherent pour une consommation aucours des 7 derniers jours, prière de verifier et corriger. Avertissement!!! Le ménage a consommé 56 Sachets Petit de Mayonnaise, cette quantité semble anormale pour une consommation des 7 derniers jours.Prière de corriger ou de confirmer avec le QG. Difficile de consommer le Sel en Kg taille unique prière de verifier. Incohérence!! Dans ce ménage, chaque individus consomme par jour 14.91714 Kg  de cereale; Prière de revoir les quantités prises de ces produits.</w:t>
       </w:r>
     </w:p>
     <w:p>
@@ -7306,7 +7248,7 @@
         <w:rPr>
           <w:sz w:val="20"/>
         </w:rPr>
-        <w:t xml:space="preserve">- Avertissement!!!  FATOUMATA COUMARE  possède un téléphone android mais dit n'avoir pas accès à l'internet, prière de confirmer cette information avec le QG ou la corriger. Attention ! Le montant (3000 Fcfa) dépensé ou reçu en cadeau pour les cartes prépayées, les transferts de crédit et les abonnements de  FATOUMATA COUMARE est relativement élevé par rapport aux autres montants depansés observés dans cette zone. Prière de corriger ou de confirmer avec le QG. </w:t>
+        <w:t xml:space="preserve">- Avertissement!!!  FATOUMATA COUMARE  possède un téléphone android mais dit n'avoir pas accès à l'internet, prière de confirmer cette information avec le QG ou la corriger. </w:t>
         <w:br/>
         <w:t xml:space="preserve">-  Avertissement!!!  ISMAILLA TRAORE  possède un téléphone android mais dit n'avoir pas accès à l'internet, prière de confirmer cette information avec le QG ou la corriger. </w:t>
         <w:br/>
@@ -7404,7 +7346,7 @@
         <w:rPr>
           <w:sz w:val="20"/>
         </w:rPr>
-        <w:t>- Attention ! Le prix unitaire d'achat (10 Fcfa) de Mayonnaise en Sachets (Petit) est relativement faible par rapport aux autres prix observés dans cette zone. Prière de corriger ou de confirmer avec le QG. Avertissement!!! Le ménage a consommé 0.12 Kg taille unique de Silure fumé, cette quantité semble anormale pour une consommation des 7 derniers jours. prière de corriger ou de confirmer avec le QG. Attention ! Soupçons de quantité anormale! Le ménage de SIAKA TRAORE avec une taille de 7 personnes a consommé .12 Kg en taille unique de Silure fumé qui est relativement élevé comme consommation par rapport à la condition de vie des autres ménages de même taille dans cette zone. Prière de corriger ou de confirmer avec le QG. Avertissement!!! Le ménage a consommé 0.12 Litre taille unique de Huile de palme brute, cette quantité semble anormale pour une consommation des 7 derniers jours. prière de corriger ou de confirmer avec le QG. Attention ! Le prix unitaire d'achat (1666.667 Fcfa) de Huile de palme brute en Litre (taille unique) est relativement élevé par rapport aux autres prix observés dans cette zone. Prière de corriger ou de confirmer avec le QG. Avertissement!!! Le ménage a consommé 14 Sachets Petit de Sucre en poudre , cette quantité semble anormale pour une consommation des 7 derniers jours.Prière de corriger ou de confirmer avec le QG. Avertissement!!! Le ménage a consommé 7 Paquet Petit de Thé en sachet, cette quantité semble anormale pour une consommation des 7 derniers jours.Prière de corriger ou de confirmer avec le QG. Avertissement!! le prix unitaire (100 Fcfa) de Thé en sachet (unité: Paquet) de taille Petit est très faible ou élevé. Prière de corriger ou de confirmer avec le QG. Incohérence!! Dans ce ménage, chaque individus consomme par jour 30.55755 Kg  de cereale; Prière de revoir les quantités prises de ces produits.</w:t>
+        <w:t>- Attention ! Le prix unitaire d'achat (10 Fcfa) de Mayonnaise en Sachets (Petit) est relativement faible par rapport aux autres prix observés dans cette zone. Prière de corriger ou de confirmer avec le QG. Attention ! Le prix unitaire d'achat (416.6667 Fcfa) de Oignon frais en Kg (taille unique) est relativement faible par rapport aux autres prix observés dans cette zone. Prière de corriger ou de confirmer avec le QG. Attention ! Le prix unitaire d'achat (50 Fcfa) de Aubergine sauvage  en Pièce (Moyen) est relativement faible par rapport aux autres prix observés dans cette zone. Prière de corriger ou de confirmer avec le QG. Avertissement!!! Le ménage a consommé 0.12 Kg taille unique de Silure fumé, cette quantité semble anormale pour une consommation des 7 derniers jours. prière de corriger ou de confirmer avec le QG. Attention ! Soupçons de quantité anormale! Le ménage de SIAKA TRAORE avec une taille de 7 personnes a consommé .12 Kg en taille unique de Silure fumé qui est relativement élevé comme consommation par rapport à la condition de vie des autres ménages de même taille dans cette zone. Prière de corriger ou de confirmer avec le QG. Avertissement!!! Le ménage a consommé 0.12 Litre taille unique de Huile de palme brute, cette quantité semble anormale pour une consommation des 7 derniers jours. prière de corriger ou de confirmer avec le QG. Attention ! Le prix unitaire d'achat (1666.667 Fcfa) de Huile de palme brute en Litre (taille unique) est relativement élevé par rapport aux autres prix observés dans cette zone. Prière de corriger ou de confirmer avec le QG. Avertissement!!! Le ménage a consommé 14 Sachets Petit de Sucre en poudre , cette quantité semble anormale pour une consommation des 7 derniers jours.Prière de corriger ou de confirmer avec le QG. Avertissement!!! Le ménage a consommé 7 Paquet Petit de Thé en sachet, cette quantité semble anormale pour une consommation des 7 derniers jours.Prière de corriger ou de confirmer avec le QG. Avertissement!! le prix unitaire (100 Fcfa) de Thé en sachet (unité: Paquet) de taille Petit est très faible ou élevé. Prière de corriger ou de confirmer avec le QG. Incohérence!! Dans ce ménage, chaque individus consomme par jour 54.44653 Kg  de cereale; Prière de revoir les quantités prises de ces produits.</w:t>
       </w:r>
     </w:p>
     <w:p>
